--- a/template.docx
+++ b/template.docx
@@ -446,16 +446,16 @@
     <w:qFormat/>
     <w:rPr/>
   </w:style>
-  <w:style w:type="character" w:styleId="FootnoteCharactersuser">
-    <w:name w:val="Footnote Characters (user)"/>
+  <w:style w:type="character" w:styleId="FootnoteCharacters">
+    <w:name w:val="Footnote Characters"/>
     <w:basedOn w:val="BodyTextChar"/>
     <w:qFormat/>
     <w:rPr>
       <w:vertAlign w:val="superscript"/>
     </w:rPr>
   </w:style>
-  <w:style w:type="character" w:styleId="FootnoteAnchoruser">
-    <w:name w:val="Footnote Anchor (user)"/>
+  <w:style w:type="character" w:styleId="FootnoteReference">
+    <w:name w:val="footnote reference"/>
     <w:qFormat/>
     <w:rPr>
       <w:vertAlign w:val="superscript"/>
@@ -633,6 +633,7 @@
     <w:basedOn w:val="VerbatimChar"/>
     <w:qFormat/>
     <w:rPr>
+      <w:rFonts w:ascii="Courier New" w:hAnsi="Courier New"/>
       <w:color w:val="000000"/>
       <w:shd w:fill="F8F8F8" w:val="clear"/>
     </w:rPr>
@@ -756,6 +757,13 @@
     <w:qFormat/>
     <w:rPr>
       <w:shd w:fill="F8F8F8" w:val="clear"/>
+    </w:rPr>
+  </w:style>
+  <w:style w:type="character" w:styleId="SourceText">
+    <w:name w:val="Source Text"/>
+    <w:qFormat/>
+    <w:rPr>
+      <w:rFonts w:ascii="Liberation Mono" w:hAnsi="Liberation Mono" w:eastAsia="Liberation Mono" w:cs="Liberation Mono"/>
     </w:rPr>
   </w:style>
   <w:style w:type="paragraph" w:styleId="Heading">

--- a/template.docx
+++ b/template.docx
@@ -436,7 +436,7 @@
     <w:basedOn w:val="BodyTextChar"/>
     <w:qFormat/>
     <w:rPr>
-      <w:rFonts w:ascii="Consolas" w:hAnsi="Consolas"/>
+      <w:rFonts w:ascii="Courier New" w:hAnsi="Courier New"/>
       <w:sz w:val="22"/>
     </w:rPr>
   </w:style>
@@ -446,9 +446,16 @@
     <w:qFormat/>
     <w:rPr/>
   </w:style>
+  <w:style w:type="character" w:styleId="FootnoteCharactersuser">
+    <w:name w:val="Footnote Characters (user)"/>
+    <w:basedOn w:val="BodyTextChar"/>
+    <w:qFormat/>
+    <w:rPr>
+      <w:vertAlign w:val="superscript"/>
+    </w:rPr>
+  </w:style>
   <w:style w:type="character" w:styleId="FootnoteCharacters">
     <w:name w:val="Footnote Characters"/>
-    <w:basedOn w:val="BodyTextChar"/>
     <w:qFormat/>
     <w:rPr>
       <w:vertAlign w:val="superscript"/>
@@ -456,7 +463,6 @@
   </w:style>
   <w:style w:type="character" w:styleId="FootnoteReference">
     <w:name w:val="footnote reference"/>
-    <w:qFormat/>
     <w:rPr>
       <w:vertAlign w:val="superscript"/>
     </w:rPr>
